--- a/packs/kz/templates/generic/claim_letter.docx
+++ b/packs/kz/templates/generic/claim_letter.docx
@@ -11,11 +11,57 @@
       </w:r>
     </w:p>
     <w:p>
+      <w:r>
+        <w:t>{%p if addressee.id %}</w:t>
+      </w:r>
+    </w:p>
+    <w:p>
       <w:pPr>
         <w:jc w:val="right"/>
       </w:pPr>
       <w:r>
-        <w:t>{% if addressee.id %}БИН: {{ addressee.id }}{% endif %}</w:t>
+        <w:t>{{ 'ИИН' if addressee.kind == 'person' else 'БИН' }}: {{ addressee.id }}</w:t>
+      </w:r>
+    </w:p>
+    <w:p>
+      <w:r>
+        <w:t>{%p endif %}</w:t>
+      </w:r>
+    </w:p>
+    <w:p>
+      <w:r>
+        <w:t>{%p if addressee.address %}</w:t>
+      </w:r>
+    </w:p>
+    <w:p>
+      <w:pPr>
+        <w:jc w:val="right"/>
+      </w:pPr>
+      <w:r>
+        <w:t>Адрес: {{ addressee.address }}</w:t>
+      </w:r>
+    </w:p>
+    <w:p>
+      <w:r>
+        <w:t>{%p endif %}</w:t>
+      </w:r>
+    </w:p>
+    <w:p>
+      <w:r>
+        <w:t>{%p if addressee.email %}</w:t>
+      </w:r>
+    </w:p>
+    <w:p>
+      <w:pPr>
+        <w:jc w:val="right"/>
+      </w:pPr>
+      <w:r>
+        <w:t>E-mail: {{ addressee.email }}</w:t>
+      </w:r>
+    </w:p>
+    <w:p>
+      <w:r>
+        <w:t>{%p endif %}</w:t>
       </w:r>
     </w:p>
     <w:p>
@@ -27,11 +73,39 @@
       </w:r>
     </w:p>
     <w:p>
+      <w:r>
+        <w:t>{%p if applicant.id %}</w:t>
+      </w:r>
+    </w:p>
+    <w:p>
       <w:pPr>
         <w:jc w:val="right"/>
       </w:pPr>
       <w:r>
-        <w:t>{% if applicant.id %}ИИН: {{ applicant.id }}{% endif %}</w:t>
+        <w:t>ИИН: {{ applicant.id }}</w:t>
+      </w:r>
+    </w:p>
+    <w:p>
+      <w:r>
+        <w:t>{%p endif %}</w:t>
+      </w:r>
+    </w:p>
+    <w:p>
+      <w:r>
+        <w:t>{%p if applicant.address %}</w:t>
+      </w:r>
+    </w:p>
+    <w:p>
+      <w:pPr>
+        <w:jc w:val="right"/>
+      </w:pPr>
+      <w:r>
+        <w:t>Адрес: {{ applicant.address }}</w:t>
+      </w:r>
+    </w:p>
+    <w:p>
+      <w:r>
+        <w:t>{%p endif %}</w:t>
       </w:r>
     </w:p>
     <w:p>
@@ -43,11 +117,21 @@
       </w:r>
     </w:p>
     <w:p>
+      <w:r>
+        <w:t>{%p if f.applicant_email %}</w:t>
+      </w:r>
+    </w:p>
+    <w:p>
       <w:pPr>
         <w:jc w:val="right"/>
       </w:pPr>
       <w:r>
-        <w:t>Адрес: {{ f.applicant_address }}</w:t>
+        <w:t>E-mail: {{ f.applicant_email }}</w:t>
+      </w:r>
+    </w:p>
+    <w:p>
+      <w:r>
+        <w:t>{%p endif %}</w:t>
       </w:r>
     </w:p>
     <w:p>
@@ -73,6 +157,11 @@
       </w:r>
     </w:p>
     <w:p>
+      <w:r>
+        <w:t>{%p if f.event_date or f.amount or f.decision_number %}</w:t>
+      </w:r>
+    </w:p>
+    <w:p>
       <w:pPr>
         <w:jc w:val="both"/>
       </w:pPr>
@@ -80,7 +169,12 @@
         <w:rPr>
           <w:b w:val="0"/>
         </w:rPr>
-        <w:t>{% if f.event_date %}Дата события: {{ f.event_date }}.{% endif %}{% if f.amount %} Сумма требований: {{ f.amount }} {{ currency }}.{% endif %}</w:t>
+        <w:t>{% if f.decision_number %}{{ labels.decision_number }}: {{ f.decision_number }}. {% endif %}{% if f.event_date %}{{ labels.event_date }}: {{ f.event_date }}.{% endif %}{% if f.amount %} {{ labels.amount }}: {{ f.amount }} {{ currency }}.{% endif %}</w:t>
+      </w:r>
+    </w:p>
+    <w:p>
+      <w:r>
+        <w:t>{%p endif %}</w:t>
       </w:r>
     </w:p>
     <w:p>
@@ -176,7 +270,7 @@
     </w:p>
     <w:p>
       <w:r>
-        <w:t>{%p if evidence %}</w:t>
+        <w:t>{%p if evidence or previous_actions %}</w:t>
       </w:r>
     </w:p>
     <w:p>
@@ -192,12 +286,32 @@
     </w:p>
     <w:p>
       <w:r>
+        <w:t>{%p set n = namespace(i=0) %}</w:t>
+      </w:r>
+    </w:p>
+    <w:p>
+      <w:r>
         <w:t>{%p for e in evidence %}</w:t>
       </w:r>
     </w:p>
     <w:p>
       <w:r>
-        <w:t>{{ loop.index }}. {{ e }}</w:t>
+        <w:t>{% set n.i = n.i + 1 %}{{ n.i }}. {{ e }}</w:t>
+      </w:r>
+    </w:p>
+    <w:p>
+      <w:r>
+        <w:t>{%p endfor %}</w:t>
+      </w:r>
+    </w:p>
+    <w:p>
+      <w:r>
+        <w:t>{%p for a in previous_actions %}</w:t>
+      </w:r>
+    </w:p>
+    <w:p>
+      <w:r>
+        <w:t>{% set n.i = n.i + 1 %}{{ n.i }}. Копия документа «{{ a.title }}» от {{ a.date }}{% if a.response %} и ответ на него (или сведения о его отсутствии){% endif %}.</w:t>
       </w:r>
     </w:p>
     <w:p>

--- a/packs/kz/templates/generic/claim_letter.docx
+++ b/packs/kz/templates/generic/claim_letter.docx
@@ -158,7 +158,7 @@
     </w:p>
     <w:p>
       <w:r>
-        <w:t>{%p if f.event_date or f.amount or f.decision_number %}</w:t>
+        <w:t>{%p if f.event_date or f.amount or f.claim_amount or f.decision_number %}</w:t>
       </w:r>
     </w:p>
     <w:p>
@@ -169,7 +169,7 @@
         <w:rPr>
           <w:b w:val="0"/>
         </w:rPr>
-        <w:t>{% if f.decision_number %}{{ labels.decision_number }}: {{ f.decision_number }}. {% endif %}{% if f.event_date %}{{ labels.event_date }}: {{ f.event_date }}.{% endif %}{% if f.amount %} {{ labels.amount }}: {{ f.amount }} {{ currency }}.{% endif %}</w:t>
+        <w:t>{% if f.decision_number %}{{ labels.decision_number }}: {{ f.decision_number }}. {% endif %}{% if f.event_date %}{{ labels.event_date }}: {{ f.event_date }}.{% endif %}{% if f.amount %} {{ labels.amount }}: {{ f.amount }} {{ currency }}.{% endif %}{% if f.claim_amount %} {{ labels.claim_amount }}: {{ f.claim_amount }} {{ currency }}.{% endif %}</w:t>
       </w:r>
     </w:p>
     <w:p>

--- a/packs/kz/templates/generic/claim_letter.docx
+++ b/packs/kz/templates/generic/claim_letter.docx
@@ -158,7 +158,7 @@
     </w:p>
     <w:p>
       <w:r>
-        <w:t>{%p if f.event_date or f.amount or f.claim_amount or f.decision_number %}</w:t>
+        <w:t>{%p if f.decision_number %}</w:t>
       </w:r>
     </w:p>
     <w:p>
@@ -169,7 +169,7 @@
         <w:rPr>
           <w:b w:val="0"/>
         </w:rPr>
-        <w:t>{% if f.decision_number %}{{ labels.decision_number }}: {{ f.decision_number }}. {% endif %}{% if f.event_date %}{{ labels.event_date }}: {{ f.event_date }}.{% endif %}{% if f.amount %} {{ labels.amount }}: {{ f.amount }} {{ currency }}.{% endif %}{% if f.claim_amount %} {{ labels.claim_amount }}: {{ f.claim_amount }} {{ currency }}.{% endif %}</w:t>
+        <w:t>{{ labels.decision_number }}: {{ f.decision_number }}.</w:t>
       </w:r>
     </w:p>
     <w:p>
